--- a/worksheets/NS_L2_MalwareLab_Worksheet.docx
+++ b/worksheets/NS_L2_MalwareLab_Worksheet.docx
@@ -522,7 +522,7 @@
                 <w:sz w:val="21"/>
                 <w:szCs w:val="21"/>
               </w:rPr>
-              <w:t xml:space="preserve">What effects can different malware attacks have on a computer?</w:t>
+              <w:t xml:space="preserve">A school laptop suddenly runs slowly, shows pop-ups and its files have odd names. Suggest three things that might have happened to it.</w:t>
             </w:r>
           </w:p>
           <w:tbl>
@@ -1305,6 +1305,218 @@
               </w:tc>
             </w:tr>
           </w:tbl>
+          <w:p>
+            <w:pPr>
+              <w:keepNext/>
+              <w:spacing w:after="60" w:before="120"/>
+            </w:pPr>
+            <w:r>
+              <w:rPr>
+                <w:rFonts w:ascii="Arial" w:cs="Arial" w:eastAsia="Arial" w:hAnsi="Arial"/>
+                <w:b/>
+                <w:bCs/>
+                <w:sz w:val="21"/>
+                <w:szCs w:val="21"/>
+              </w:rPr>
+              <w:t xml:space="preserve">What does malware mean?</w:t>
+            </w:r>
+          </w:p>
+          <w:tbl>
+            <w:tblPr>
+              <w:tblW w:type="dxa" w:w="10026"/>
+              <w:tblBorders>
+                <w:top w:val="single" w:color="auto" w:sz="4"/>
+                <w:left w:val="single" w:color="auto" w:sz="4"/>
+                <w:bottom w:val="single" w:color="auto" w:sz="4"/>
+                <w:right w:val="single" w:color="auto" w:sz="4"/>
+                <w:insideH w:val="single" w:color="auto" w:sz="4"/>
+                <w:insideV w:val="single" w:color="auto" w:sz="4"/>
+              </w:tblBorders>
+            </w:tblPr>
+            <w:tblGrid>
+              <w:gridCol w:w="10026"/>
+            </w:tblGrid>
+            <w:tr>
+              <w:trPr>
+                <w:cantSplit/>
+                <w:trHeight w:val="460" w:hRule="exact"/>
+              </w:trPr>
+              <w:tc>
+                <w:tcPr>
+                  <w:tcW w:type="dxa" w:w="10026"/>
+                  <w:tcBorders>
+                    <w:top w:val="none" w:color="FFFFFF" w:sz="0"/>
+                    <w:left w:val="none" w:color="FFFFFF" w:sz="0"/>
+                    <w:bottom w:val="dotted" w:color="9AA8BC" w:sz="6"/>
+                    <w:right w:val="none" w:color="FFFFFF" w:sz="0"/>
+                  </w:tcBorders>
+                  <w:tcMar>
+                    <w:left w:type="dxa" w:w="0"/>
+                    <w:bottom w:type="dxa" w:w="20"/>
+                    <w:right w:type="dxa" w:w="0"/>
+                  </w:tcMar>
+                  <w:vAlign w:val="bottom"/>
+                </w:tcPr>
+                <w:p>
+                  <w:pPr>
+                    <w:spacing w:after="0" w:before="0"/>
+                  </w:pPr>
+                  <w:r>
+                    <w:rPr>
+                      <w:rFonts w:ascii="Arial" w:cs="Arial" w:eastAsia="Arial" w:hAnsi="Arial"/>
+                      <w:color w:val="5A6B85"/>
+                      <w:sz w:val="21"/>
+                      <w:szCs w:val="21"/>
+                    </w:rPr>
+                    <w:t xml:space="preserve"/>
+                  </w:r>
+                </w:p>
+              </w:tc>
+            </w:tr>
+            <w:tr>
+              <w:trPr>
+                <w:cantSplit/>
+                <w:trHeight w:val="460" w:hRule="exact"/>
+              </w:trPr>
+              <w:tc>
+                <w:tcPr>
+                  <w:tcW w:type="dxa" w:w="10026"/>
+                  <w:tcBorders>
+                    <w:top w:val="none" w:color="FFFFFF" w:sz="0"/>
+                    <w:left w:val="none" w:color="FFFFFF" w:sz="0"/>
+                    <w:bottom w:val="dotted" w:color="9AA8BC" w:sz="6"/>
+                    <w:right w:val="none" w:color="FFFFFF" w:sz="0"/>
+                  </w:tcBorders>
+                  <w:tcMar>
+                    <w:left w:type="dxa" w:w="0"/>
+                    <w:bottom w:type="dxa" w:w="20"/>
+                    <w:right w:type="dxa" w:w="0"/>
+                  </w:tcMar>
+                  <w:vAlign w:val="bottom"/>
+                </w:tcPr>
+                <w:p>
+                  <w:pPr>
+                    <w:spacing w:after="0" w:before="0"/>
+                  </w:pPr>
+                  <w:r>
+                    <w:rPr>
+                      <w:rFonts w:ascii="Arial" w:cs="Arial" w:eastAsia="Arial" w:hAnsi="Arial"/>
+                      <w:color w:val="5A6B85"/>
+                      <w:sz w:val="21"/>
+                      <w:szCs w:val="21"/>
+                    </w:rPr>
+                    <w:t xml:space="preserve"/>
+                  </w:r>
+                </w:p>
+              </w:tc>
+            </w:tr>
+          </w:tbl>
+          <w:p>
+            <w:pPr>
+              <w:keepNext/>
+              <w:spacing w:after="60" w:before="120"/>
+            </w:pPr>
+            <w:r>
+              <w:rPr>
+                <w:rFonts w:ascii="Arial" w:cs="Arial" w:eastAsia="Arial" w:hAnsi="Arial"/>
+                <w:b/>
+                <w:bCs/>
+                <w:sz w:val="21"/>
+                <w:szCs w:val="21"/>
+              </w:rPr>
+              <w:t xml:space="preserve">Which is the most common way malware reaches a computer?</w:t>
+            </w:r>
+          </w:p>
+          <w:tbl>
+            <w:tblPr>
+              <w:tblW w:type="dxa" w:w="10026"/>
+              <w:tblBorders>
+                <w:top w:val="single" w:color="auto" w:sz="4"/>
+                <w:left w:val="single" w:color="auto" w:sz="4"/>
+                <w:bottom w:val="single" w:color="auto" w:sz="4"/>
+                <w:right w:val="single" w:color="auto" w:sz="4"/>
+                <w:insideH w:val="single" w:color="auto" w:sz="4"/>
+                <w:insideV w:val="single" w:color="auto" w:sz="4"/>
+              </w:tblBorders>
+            </w:tblPr>
+            <w:tblGrid>
+              <w:gridCol w:w="10026"/>
+            </w:tblGrid>
+            <w:tr>
+              <w:trPr>
+                <w:cantSplit/>
+                <w:trHeight w:val="460" w:hRule="exact"/>
+              </w:trPr>
+              <w:tc>
+                <w:tcPr>
+                  <w:tcW w:type="dxa" w:w="10026"/>
+                  <w:tcBorders>
+                    <w:top w:val="none" w:color="FFFFFF" w:sz="0"/>
+                    <w:left w:val="none" w:color="FFFFFF" w:sz="0"/>
+                    <w:bottom w:val="dotted" w:color="9AA8BC" w:sz="6"/>
+                    <w:right w:val="none" w:color="FFFFFF" w:sz="0"/>
+                  </w:tcBorders>
+                  <w:tcMar>
+                    <w:left w:type="dxa" w:w="0"/>
+                    <w:bottom w:type="dxa" w:w="20"/>
+                    <w:right w:type="dxa" w:w="0"/>
+                  </w:tcMar>
+                  <w:vAlign w:val="bottom"/>
+                </w:tcPr>
+                <w:p>
+                  <w:pPr>
+                    <w:spacing w:after="0" w:before="0"/>
+                  </w:pPr>
+                  <w:r>
+                    <w:rPr>
+                      <w:rFonts w:ascii="Arial" w:cs="Arial" w:eastAsia="Arial" w:hAnsi="Arial"/>
+                      <w:color w:val="5A6B85"/>
+                      <w:sz w:val="21"/>
+                      <w:szCs w:val="21"/>
+                    </w:rPr>
+                    <w:t xml:space="preserve"/>
+                  </w:r>
+                </w:p>
+              </w:tc>
+            </w:tr>
+            <w:tr>
+              <w:trPr>
+                <w:cantSplit/>
+                <w:trHeight w:val="460" w:hRule="exact"/>
+              </w:trPr>
+              <w:tc>
+                <w:tcPr>
+                  <w:tcW w:type="dxa" w:w="10026"/>
+                  <w:tcBorders>
+                    <w:top w:val="none" w:color="FFFFFF" w:sz="0"/>
+                    <w:left w:val="none" w:color="FFFFFF" w:sz="0"/>
+                    <w:bottom w:val="dotted" w:color="9AA8BC" w:sz="6"/>
+                    <w:right w:val="none" w:color="FFFFFF" w:sz="0"/>
+                  </w:tcBorders>
+                  <w:tcMar>
+                    <w:left w:type="dxa" w:w="0"/>
+                    <w:bottom w:type="dxa" w:w="20"/>
+                    <w:right w:type="dxa" w:w="0"/>
+                  </w:tcMar>
+                  <w:vAlign w:val="bottom"/>
+                </w:tcPr>
+                <w:p>
+                  <w:pPr>
+                    <w:spacing w:after="0" w:before="0"/>
+                  </w:pPr>
+                  <w:r>
+                    <w:rPr>
+                      <w:rFonts w:ascii="Arial" w:cs="Arial" w:eastAsia="Arial" w:hAnsi="Arial"/>
+                      <w:color w:val="5A6B85"/>
+                      <w:sz w:val="21"/>
+                      <w:szCs w:val="21"/>
+                    </w:rPr>
+                    <w:t xml:space="preserve"/>
+                  </w:r>
+                </w:p>
+              </w:tc>
+            </w:tr>
+          </w:tbl>
           <w:p/>
         </w:tc>
       </w:tr>
@@ -1496,6 +1708,218 @@
                 <w:szCs w:val="21"/>
               </w:rPr>
               <w:t xml:space="preserve">Why does a virus need a user to do something?</w:t>
+            </w:r>
+          </w:p>
+          <w:tbl>
+            <w:tblPr>
+              <w:tblW w:type="dxa" w:w="10026"/>
+              <w:tblBorders>
+                <w:top w:val="single" w:color="auto" w:sz="4"/>
+                <w:left w:val="single" w:color="auto" w:sz="4"/>
+                <w:bottom w:val="single" w:color="auto" w:sz="4"/>
+                <w:right w:val="single" w:color="auto" w:sz="4"/>
+                <w:insideH w:val="single" w:color="auto" w:sz="4"/>
+                <w:insideV w:val="single" w:color="auto" w:sz="4"/>
+              </w:tblBorders>
+            </w:tblPr>
+            <w:tblGrid>
+              <w:gridCol w:w="10026"/>
+            </w:tblGrid>
+            <w:tr>
+              <w:trPr>
+                <w:cantSplit/>
+                <w:trHeight w:val="460" w:hRule="exact"/>
+              </w:trPr>
+              <w:tc>
+                <w:tcPr>
+                  <w:tcW w:type="dxa" w:w="10026"/>
+                  <w:tcBorders>
+                    <w:top w:val="none" w:color="FFFFFF" w:sz="0"/>
+                    <w:left w:val="none" w:color="FFFFFF" w:sz="0"/>
+                    <w:bottom w:val="dotted" w:color="9AA8BC" w:sz="6"/>
+                    <w:right w:val="none" w:color="FFFFFF" w:sz="0"/>
+                  </w:tcBorders>
+                  <w:tcMar>
+                    <w:left w:type="dxa" w:w="0"/>
+                    <w:bottom w:type="dxa" w:w="20"/>
+                    <w:right w:type="dxa" w:w="0"/>
+                  </w:tcMar>
+                  <w:vAlign w:val="bottom"/>
+                </w:tcPr>
+                <w:p>
+                  <w:pPr>
+                    <w:spacing w:after="0" w:before="0"/>
+                  </w:pPr>
+                  <w:r>
+                    <w:rPr>
+                      <w:rFonts w:ascii="Arial" w:cs="Arial" w:eastAsia="Arial" w:hAnsi="Arial"/>
+                      <w:color w:val="5A6B85"/>
+                      <w:sz w:val="21"/>
+                      <w:szCs w:val="21"/>
+                    </w:rPr>
+                    <w:t xml:space="preserve"/>
+                  </w:r>
+                </w:p>
+              </w:tc>
+            </w:tr>
+            <w:tr>
+              <w:trPr>
+                <w:cantSplit/>
+                <w:trHeight w:val="460" w:hRule="exact"/>
+              </w:trPr>
+              <w:tc>
+                <w:tcPr>
+                  <w:tcW w:type="dxa" w:w="10026"/>
+                  <w:tcBorders>
+                    <w:top w:val="none" w:color="FFFFFF" w:sz="0"/>
+                    <w:left w:val="none" w:color="FFFFFF" w:sz="0"/>
+                    <w:bottom w:val="dotted" w:color="9AA8BC" w:sz="6"/>
+                    <w:right w:val="none" w:color="FFFFFF" w:sz="0"/>
+                  </w:tcBorders>
+                  <w:tcMar>
+                    <w:left w:type="dxa" w:w="0"/>
+                    <w:bottom w:type="dxa" w:w="20"/>
+                    <w:right w:type="dxa" w:w="0"/>
+                  </w:tcMar>
+                  <w:vAlign w:val="bottom"/>
+                </w:tcPr>
+                <w:p>
+                  <w:pPr>
+                    <w:spacing w:after="0" w:before="0"/>
+                  </w:pPr>
+                  <w:r>
+                    <w:rPr>
+                      <w:rFonts w:ascii="Arial" w:cs="Arial" w:eastAsia="Arial" w:hAnsi="Arial"/>
+                      <w:color w:val="5A6B85"/>
+                      <w:sz w:val="21"/>
+                      <w:szCs w:val="21"/>
+                    </w:rPr>
+                    <w:t xml:space="preserve"/>
+                  </w:r>
+                </w:p>
+              </w:tc>
+            </w:tr>
+          </w:tbl>
+          <w:p>
+            <w:pPr>
+              <w:keepNext/>
+              <w:spacing w:after="60" w:before="120"/>
+            </w:pPr>
+            <w:r>
+              <w:rPr>
+                <w:rFonts w:ascii="Arial" w:cs="Arial" w:eastAsia="Arial" w:hAnsi="Arial"/>
+                <w:b/>
+                <w:bCs/>
+                <w:sz w:val="21"/>
+                <w:szCs w:val="21"/>
+              </w:rPr>
+              <w:t xml:space="preserve">How does a virus spread?</w:t>
+            </w:r>
+          </w:p>
+          <w:tbl>
+            <w:tblPr>
+              <w:tblW w:type="dxa" w:w="10026"/>
+              <w:tblBorders>
+                <w:top w:val="single" w:color="auto" w:sz="4"/>
+                <w:left w:val="single" w:color="auto" w:sz="4"/>
+                <w:bottom w:val="single" w:color="auto" w:sz="4"/>
+                <w:right w:val="single" w:color="auto" w:sz="4"/>
+                <w:insideH w:val="single" w:color="auto" w:sz="4"/>
+                <w:insideV w:val="single" w:color="auto" w:sz="4"/>
+              </w:tblBorders>
+            </w:tblPr>
+            <w:tblGrid>
+              <w:gridCol w:w="10026"/>
+            </w:tblGrid>
+            <w:tr>
+              <w:trPr>
+                <w:cantSplit/>
+                <w:trHeight w:val="460" w:hRule="exact"/>
+              </w:trPr>
+              <w:tc>
+                <w:tcPr>
+                  <w:tcW w:type="dxa" w:w="10026"/>
+                  <w:tcBorders>
+                    <w:top w:val="none" w:color="FFFFFF" w:sz="0"/>
+                    <w:left w:val="none" w:color="FFFFFF" w:sz="0"/>
+                    <w:bottom w:val="dotted" w:color="9AA8BC" w:sz="6"/>
+                    <w:right w:val="none" w:color="FFFFFF" w:sz="0"/>
+                  </w:tcBorders>
+                  <w:tcMar>
+                    <w:left w:type="dxa" w:w="0"/>
+                    <w:bottom w:type="dxa" w:w="20"/>
+                    <w:right w:type="dxa" w:w="0"/>
+                  </w:tcMar>
+                  <w:vAlign w:val="bottom"/>
+                </w:tcPr>
+                <w:p>
+                  <w:pPr>
+                    <w:spacing w:after="0" w:before="0"/>
+                  </w:pPr>
+                  <w:r>
+                    <w:rPr>
+                      <w:rFonts w:ascii="Arial" w:cs="Arial" w:eastAsia="Arial" w:hAnsi="Arial"/>
+                      <w:color w:val="5A6B85"/>
+                      <w:sz w:val="21"/>
+                      <w:szCs w:val="21"/>
+                    </w:rPr>
+                    <w:t xml:space="preserve"/>
+                  </w:r>
+                </w:p>
+              </w:tc>
+            </w:tr>
+            <w:tr>
+              <w:trPr>
+                <w:cantSplit/>
+                <w:trHeight w:val="460" w:hRule="exact"/>
+              </w:trPr>
+              <w:tc>
+                <w:tcPr>
+                  <w:tcW w:type="dxa" w:w="10026"/>
+                  <w:tcBorders>
+                    <w:top w:val="none" w:color="FFFFFF" w:sz="0"/>
+                    <w:left w:val="none" w:color="FFFFFF" w:sz="0"/>
+                    <w:bottom w:val="dotted" w:color="9AA8BC" w:sz="6"/>
+                    <w:right w:val="none" w:color="FFFFFF" w:sz="0"/>
+                  </w:tcBorders>
+                  <w:tcMar>
+                    <w:left w:type="dxa" w:w="0"/>
+                    <w:bottom w:type="dxa" w:w="20"/>
+                    <w:right w:type="dxa" w:w="0"/>
+                  </w:tcMar>
+                  <w:vAlign w:val="bottom"/>
+                </w:tcPr>
+                <w:p>
+                  <w:pPr>
+                    <w:spacing w:after="0" w:before="0"/>
+                  </w:pPr>
+                  <w:r>
+                    <w:rPr>
+                      <w:rFonts w:ascii="Arial" w:cs="Arial" w:eastAsia="Arial" w:hAnsi="Arial"/>
+                      <w:color w:val="5A6B85"/>
+                      <w:sz w:val="21"/>
+                      <w:szCs w:val="21"/>
+                    </w:rPr>
+                    <w:t xml:space="preserve"/>
+                  </w:r>
+                </w:p>
+              </w:tc>
+            </w:tr>
+          </w:tbl>
+          <w:p>
+            <w:pPr>
+              <w:keepNext/>
+              <w:spacing w:after="60" w:before="120"/>
+            </w:pPr>
+            <w:r>
+              <w:rPr>
+                <w:rFonts w:ascii="Arial" w:cs="Arial" w:eastAsia="Arial" w:hAnsi="Arial"/>
+                <w:b/>
+                <w:bCs/>
+                <w:sz w:val="21"/>
+                <w:szCs w:val="21"/>
+              </w:rPr>
+              <w:t xml:space="preserve">Which of these could carry a virus?</w:t>
             </w:r>
           </w:p>
           <w:tbl>
@@ -1871,6 +2295,218 @@
               </w:tc>
             </w:tr>
           </w:tbl>
+          <w:p>
+            <w:pPr>
+              <w:keepNext/>
+              <w:spacing w:after="60" w:before="120"/>
+            </w:pPr>
+            <w:r>
+              <w:rPr>
+                <w:rFonts w:ascii="Arial" w:cs="Arial" w:eastAsia="Arial" w:hAnsi="Arial"/>
+                <w:b/>
+                <w:bCs/>
+                <w:sz w:val="21"/>
+                <w:szCs w:val="21"/>
+              </w:rPr>
+              <w:t xml:space="preserve">What makes a worm different from a virus?</w:t>
+            </w:r>
+          </w:p>
+          <w:tbl>
+            <w:tblPr>
+              <w:tblW w:type="dxa" w:w="10026"/>
+              <w:tblBorders>
+                <w:top w:val="single" w:color="auto" w:sz="4"/>
+                <w:left w:val="single" w:color="auto" w:sz="4"/>
+                <w:bottom w:val="single" w:color="auto" w:sz="4"/>
+                <w:right w:val="single" w:color="auto" w:sz="4"/>
+                <w:insideH w:val="single" w:color="auto" w:sz="4"/>
+                <w:insideV w:val="single" w:color="auto" w:sz="4"/>
+              </w:tblBorders>
+            </w:tblPr>
+            <w:tblGrid>
+              <w:gridCol w:w="10026"/>
+            </w:tblGrid>
+            <w:tr>
+              <w:trPr>
+                <w:cantSplit/>
+                <w:trHeight w:val="460" w:hRule="exact"/>
+              </w:trPr>
+              <w:tc>
+                <w:tcPr>
+                  <w:tcW w:type="dxa" w:w="10026"/>
+                  <w:tcBorders>
+                    <w:top w:val="none" w:color="FFFFFF" w:sz="0"/>
+                    <w:left w:val="none" w:color="FFFFFF" w:sz="0"/>
+                    <w:bottom w:val="dotted" w:color="9AA8BC" w:sz="6"/>
+                    <w:right w:val="none" w:color="FFFFFF" w:sz="0"/>
+                  </w:tcBorders>
+                  <w:tcMar>
+                    <w:left w:type="dxa" w:w="0"/>
+                    <w:bottom w:type="dxa" w:w="20"/>
+                    <w:right w:type="dxa" w:w="0"/>
+                  </w:tcMar>
+                  <w:vAlign w:val="bottom"/>
+                </w:tcPr>
+                <w:p>
+                  <w:pPr>
+                    <w:spacing w:after="0" w:before="0"/>
+                  </w:pPr>
+                  <w:r>
+                    <w:rPr>
+                      <w:rFonts w:ascii="Arial" w:cs="Arial" w:eastAsia="Arial" w:hAnsi="Arial"/>
+                      <w:color w:val="5A6B85"/>
+                      <w:sz w:val="21"/>
+                      <w:szCs w:val="21"/>
+                    </w:rPr>
+                    <w:t xml:space="preserve"/>
+                  </w:r>
+                </w:p>
+              </w:tc>
+            </w:tr>
+            <w:tr>
+              <w:trPr>
+                <w:cantSplit/>
+                <w:trHeight w:val="460" w:hRule="exact"/>
+              </w:trPr>
+              <w:tc>
+                <w:tcPr>
+                  <w:tcW w:type="dxa" w:w="10026"/>
+                  <w:tcBorders>
+                    <w:top w:val="none" w:color="FFFFFF" w:sz="0"/>
+                    <w:left w:val="none" w:color="FFFFFF" w:sz="0"/>
+                    <w:bottom w:val="dotted" w:color="9AA8BC" w:sz="6"/>
+                    <w:right w:val="none" w:color="FFFFFF" w:sz="0"/>
+                  </w:tcBorders>
+                  <w:tcMar>
+                    <w:left w:type="dxa" w:w="0"/>
+                    <w:bottom w:type="dxa" w:w="20"/>
+                    <w:right w:type="dxa" w:w="0"/>
+                  </w:tcMar>
+                  <w:vAlign w:val="bottom"/>
+                </w:tcPr>
+                <w:p>
+                  <w:pPr>
+                    <w:spacing w:after="0" w:before="0"/>
+                  </w:pPr>
+                  <w:r>
+                    <w:rPr>
+                      <w:rFonts w:ascii="Arial" w:cs="Arial" w:eastAsia="Arial" w:hAnsi="Arial"/>
+                      <w:color w:val="5A6B85"/>
+                      <w:sz w:val="21"/>
+                      <w:szCs w:val="21"/>
+                    </w:rPr>
+                    <w:t xml:space="preserve"/>
+                  </w:r>
+                </w:p>
+              </w:tc>
+            </w:tr>
+          </w:tbl>
+          <w:p>
+            <w:pPr>
+              <w:keepNext/>
+              <w:spacing w:after="60" w:before="120"/>
+            </w:pPr>
+            <w:r>
+              <w:rPr>
+                <w:rFonts w:ascii="Arial" w:cs="Arial" w:eastAsia="Arial" w:hAnsi="Arial"/>
+                <w:b/>
+                <w:bCs/>
+                <w:sz w:val="21"/>
+                <w:szCs w:val="21"/>
+              </w:rPr>
+              <w:t xml:space="preserve">Which defence helps most against worms?</w:t>
+            </w:r>
+          </w:p>
+          <w:tbl>
+            <w:tblPr>
+              <w:tblW w:type="dxa" w:w="10026"/>
+              <w:tblBorders>
+                <w:top w:val="single" w:color="auto" w:sz="4"/>
+                <w:left w:val="single" w:color="auto" w:sz="4"/>
+                <w:bottom w:val="single" w:color="auto" w:sz="4"/>
+                <w:right w:val="single" w:color="auto" w:sz="4"/>
+                <w:insideH w:val="single" w:color="auto" w:sz="4"/>
+                <w:insideV w:val="single" w:color="auto" w:sz="4"/>
+              </w:tblBorders>
+            </w:tblPr>
+            <w:tblGrid>
+              <w:gridCol w:w="10026"/>
+            </w:tblGrid>
+            <w:tr>
+              <w:trPr>
+                <w:cantSplit/>
+                <w:trHeight w:val="460" w:hRule="exact"/>
+              </w:trPr>
+              <w:tc>
+                <w:tcPr>
+                  <w:tcW w:type="dxa" w:w="10026"/>
+                  <w:tcBorders>
+                    <w:top w:val="none" w:color="FFFFFF" w:sz="0"/>
+                    <w:left w:val="none" w:color="FFFFFF" w:sz="0"/>
+                    <w:bottom w:val="dotted" w:color="9AA8BC" w:sz="6"/>
+                    <w:right w:val="none" w:color="FFFFFF" w:sz="0"/>
+                  </w:tcBorders>
+                  <w:tcMar>
+                    <w:left w:type="dxa" w:w="0"/>
+                    <w:bottom w:type="dxa" w:w="20"/>
+                    <w:right w:type="dxa" w:w="0"/>
+                  </w:tcMar>
+                  <w:vAlign w:val="bottom"/>
+                </w:tcPr>
+                <w:p>
+                  <w:pPr>
+                    <w:spacing w:after="0" w:before="0"/>
+                  </w:pPr>
+                  <w:r>
+                    <w:rPr>
+                      <w:rFonts w:ascii="Arial" w:cs="Arial" w:eastAsia="Arial" w:hAnsi="Arial"/>
+                      <w:color w:val="5A6B85"/>
+                      <w:sz w:val="21"/>
+                      <w:szCs w:val="21"/>
+                    </w:rPr>
+                    <w:t xml:space="preserve"/>
+                  </w:r>
+                </w:p>
+              </w:tc>
+            </w:tr>
+            <w:tr>
+              <w:trPr>
+                <w:cantSplit/>
+                <w:trHeight w:val="460" w:hRule="exact"/>
+              </w:trPr>
+              <w:tc>
+                <w:tcPr>
+                  <w:tcW w:type="dxa" w:w="10026"/>
+                  <w:tcBorders>
+                    <w:top w:val="none" w:color="FFFFFF" w:sz="0"/>
+                    <w:left w:val="none" w:color="FFFFFF" w:sz="0"/>
+                    <w:bottom w:val="dotted" w:color="9AA8BC" w:sz="6"/>
+                    <w:right w:val="none" w:color="FFFFFF" w:sz="0"/>
+                  </w:tcBorders>
+                  <w:tcMar>
+                    <w:left w:type="dxa" w:w="0"/>
+                    <w:bottom w:type="dxa" w:w="20"/>
+                    <w:right w:type="dxa" w:w="0"/>
+                  </w:tcMar>
+                  <w:vAlign w:val="bottom"/>
+                </w:tcPr>
+                <w:p>
+                  <w:pPr>
+                    <w:spacing w:after="0" w:before="0"/>
+                  </w:pPr>
+                  <w:r>
+                    <w:rPr>
+                      <w:rFonts w:ascii="Arial" w:cs="Arial" w:eastAsia="Arial" w:hAnsi="Arial"/>
+                      <w:color w:val="5A6B85"/>
+                      <w:sz w:val="21"/>
+                      <w:szCs w:val="21"/>
+                    </w:rPr>
+                    <w:t xml:space="preserve"/>
+                  </w:r>
+                </w:p>
+              </w:tc>
+            </w:tr>
+          </w:tbl>
           <w:p/>
         </w:tc>
       </w:tr>
@@ -2062,6 +2698,218 @@
                 <w:szCs w:val="21"/>
               </w:rPr>
               <w:t xml:space="preserve">Why is the trojan named after the wooden horse?</w:t>
+            </w:r>
+          </w:p>
+          <w:tbl>
+            <w:tblPr>
+              <w:tblW w:type="dxa" w:w="10026"/>
+              <w:tblBorders>
+                <w:top w:val="single" w:color="auto" w:sz="4"/>
+                <w:left w:val="single" w:color="auto" w:sz="4"/>
+                <w:bottom w:val="single" w:color="auto" w:sz="4"/>
+                <w:right w:val="single" w:color="auto" w:sz="4"/>
+                <w:insideH w:val="single" w:color="auto" w:sz="4"/>
+                <w:insideV w:val="single" w:color="auto" w:sz="4"/>
+              </w:tblBorders>
+            </w:tblPr>
+            <w:tblGrid>
+              <w:gridCol w:w="10026"/>
+            </w:tblGrid>
+            <w:tr>
+              <w:trPr>
+                <w:cantSplit/>
+                <w:trHeight w:val="460" w:hRule="exact"/>
+              </w:trPr>
+              <w:tc>
+                <w:tcPr>
+                  <w:tcW w:type="dxa" w:w="10026"/>
+                  <w:tcBorders>
+                    <w:top w:val="none" w:color="FFFFFF" w:sz="0"/>
+                    <w:left w:val="none" w:color="FFFFFF" w:sz="0"/>
+                    <w:bottom w:val="dotted" w:color="9AA8BC" w:sz="6"/>
+                    <w:right w:val="none" w:color="FFFFFF" w:sz="0"/>
+                  </w:tcBorders>
+                  <w:tcMar>
+                    <w:left w:type="dxa" w:w="0"/>
+                    <w:bottom w:type="dxa" w:w="20"/>
+                    <w:right w:type="dxa" w:w="0"/>
+                  </w:tcMar>
+                  <w:vAlign w:val="bottom"/>
+                </w:tcPr>
+                <w:p>
+                  <w:pPr>
+                    <w:spacing w:after="0" w:before="0"/>
+                  </w:pPr>
+                  <w:r>
+                    <w:rPr>
+                      <w:rFonts w:ascii="Arial" w:cs="Arial" w:eastAsia="Arial" w:hAnsi="Arial"/>
+                      <w:color w:val="5A6B85"/>
+                      <w:sz w:val="21"/>
+                      <w:szCs w:val="21"/>
+                    </w:rPr>
+                    <w:t xml:space="preserve"/>
+                  </w:r>
+                </w:p>
+              </w:tc>
+            </w:tr>
+            <w:tr>
+              <w:trPr>
+                <w:cantSplit/>
+                <w:trHeight w:val="460" w:hRule="exact"/>
+              </w:trPr>
+              <w:tc>
+                <w:tcPr>
+                  <w:tcW w:type="dxa" w:w="10026"/>
+                  <w:tcBorders>
+                    <w:top w:val="none" w:color="FFFFFF" w:sz="0"/>
+                    <w:left w:val="none" w:color="FFFFFF" w:sz="0"/>
+                    <w:bottom w:val="dotted" w:color="9AA8BC" w:sz="6"/>
+                    <w:right w:val="none" w:color="FFFFFF" w:sz="0"/>
+                  </w:tcBorders>
+                  <w:tcMar>
+                    <w:left w:type="dxa" w:w="0"/>
+                    <w:bottom w:type="dxa" w:w="20"/>
+                    <w:right w:type="dxa" w:w="0"/>
+                  </w:tcMar>
+                  <w:vAlign w:val="bottom"/>
+                </w:tcPr>
+                <w:p>
+                  <w:pPr>
+                    <w:spacing w:after="0" w:before="0"/>
+                  </w:pPr>
+                  <w:r>
+                    <w:rPr>
+                      <w:rFonts w:ascii="Arial" w:cs="Arial" w:eastAsia="Arial" w:hAnsi="Arial"/>
+                      <w:color w:val="5A6B85"/>
+                      <w:sz w:val="21"/>
+                      <w:szCs w:val="21"/>
+                    </w:rPr>
+                    <w:t xml:space="preserve"/>
+                  </w:r>
+                </w:p>
+              </w:tc>
+            </w:tr>
+          </w:tbl>
+          <w:p>
+            <w:pPr>
+              <w:keepNext/>
+              <w:spacing w:after="60" w:before="120"/>
+            </w:pPr>
+            <w:r>
+              <w:rPr>
+                <w:rFonts w:ascii="Arial" w:cs="Arial" w:eastAsia="Arial" w:hAnsi="Arial"/>
+                <w:b/>
+                <w:bCs/>
+                <w:sz w:val="21"/>
+                <w:szCs w:val="21"/>
+              </w:rPr>
+              <w:t xml:space="preserve">What is a trojan?</w:t>
+            </w:r>
+          </w:p>
+          <w:tbl>
+            <w:tblPr>
+              <w:tblW w:type="dxa" w:w="10026"/>
+              <w:tblBorders>
+                <w:top w:val="single" w:color="auto" w:sz="4"/>
+                <w:left w:val="single" w:color="auto" w:sz="4"/>
+                <w:bottom w:val="single" w:color="auto" w:sz="4"/>
+                <w:right w:val="single" w:color="auto" w:sz="4"/>
+                <w:insideH w:val="single" w:color="auto" w:sz="4"/>
+                <w:insideV w:val="single" w:color="auto" w:sz="4"/>
+              </w:tblBorders>
+            </w:tblPr>
+            <w:tblGrid>
+              <w:gridCol w:w="10026"/>
+            </w:tblGrid>
+            <w:tr>
+              <w:trPr>
+                <w:cantSplit/>
+                <w:trHeight w:val="460" w:hRule="exact"/>
+              </w:trPr>
+              <w:tc>
+                <w:tcPr>
+                  <w:tcW w:type="dxa" w:w="10026"/>
+                  <w:tcBorders>
+                    <w:top w:val="none" w:color="FFFFFF" w:sz="0"/>
+                    <w:left w:val="none" w:color="FFFFFF" w:sz="0"/>
+                    <w:bottom w:val="dotted" w:color="9AA8BC" w:sz="6"/>
+                    <w:right w:val="none" w:color="FFFFFF" w:sz="0"/>
+                  </w:tcBorders>
+                  <w:tcMar>
+                    <w:left w:type="dxa" w:w="0"/>
+                    <w:bottom w:type="dxa" w:w="20"/>
+                    <w:right w:type="dxa" w:w="0"/>
+                  </w:tcMar>
+                  <w:vAlign w:val="bottom"/>
+                </w:tcPr>
+                <w:p>
+                  <w:pPr>
+                    <w:spacing w:after="0" w:before="0"/>
+                  </w:pPr>
+                  <w:r>
+                    <w:rPr>
+                      <w:rFonts w:ascii="Arial" w:cs="Arial" w:eastAsia="Arial" w:hAnsi="Arial"/>
+                      <w:color w:val="5A6B85"/>
+                      <w:sz w:val="21"/>
+                      <w:szCs w:val="21"/>
+                    </w:rPr>
+                    <w:t xml:space="preserve"/>
+                  </w:r>
+                </w:p>
+              </w:tc>
+            </w:tr>
+            <w:tr>
+              <w:trPr>
+                <w:cantSplit/>
+                <w:trHeight w:val="460" w:hRule="exact"/>
+              </w:trPr>
+              <w:tc>
+                <w:tcPr>
+                  <w:tcW w:type="dxa" w:w="10026"/>
+                  <w:tcBorders>
+                    <w:top w:val="none" w:color="FFFFFF" w:sz="0"/>
+                    <w:left w:val="none" w:color="FFFFFF" w:sz="0"/>
+                    <w:bottom w:val="dotted" w:color="9AA8BC" w:sz="6"/>
+                    <w:right w:val="none" w:color="FFFFFF" w:sz="0"/>
+                  </w:tcBorders>
+                  <w:tcMar>
+                    <w:left w:type="dxa" w:w="0"/>
+                    <w:bottom w:type="dxa" w:w="20"/>
+                    <w:right w:type="dxa" w:w="0"/>
+                  </w:tcMar>
+                  <w:vAlign w:val="bottom"/>
+                </w:tcPr>
+                <w:p>
+                  <w:pPr>
+                    <w:spacing w:after="0" w:before="0"/>
+                  </w:pPr>
+                  <w:r>
+                    <w:rPr>
+                      <w:rFonts w:ascii="Arial" w:cs="Arial" w:eastAsia="Arial" w:hAnsi="Arial"/>
+                      <w:color w:val="5A6B85"/>
+                      <w:sz w:val="21"/>
+                      <w:szCs w:val="21"/>
+                    </w:rPr>
+                    <w:t xml:space="preserve"/>
+                  </w:r>
+                </w:p>
+              </w:tc>
+            </w:tr>
+          </w:tbl>
+          <w:p>
+            <w:pPr>
+              <w:keepNext/>
+              <w:spacing w:after="60" w:before="120"/>
+            </w:pPr>
+            <w:r>
+              <w:rPr>
+                <w:rFonts w:ascii="Arial" w:cs="Arial" w:eastAsia="Arial" w:hAnsi="Arial"/>
+                <w:b/>
+                <w:bCs/>
+                <w:sz w:val="21"/>
+                <w:szCs w:val="21"/>
+              </w:rPr>
+              <w:t xml:space="preserve">What does a backdoor let an attacker do?</w:t>
             </w:r>
           </w:p>
           <w:tbl>
@@ -2437,6 +3285,218 @@
               </w:tc>
             </w:tr>
           </w:tbl>
+          <w:p>
+            <w:pPr>
+              <w:keepNext/>
+              <w:spacing w:after="60" w:before="120"/>
+            </w:pPr>
+            <w:r>
+              <w:rPr>
+                <w:rFonts w:ascii="Arial" w:cs="Arial" w:eastAsia="Arial" w:hAnsi="Arial"/>
+                <w:b/>
+                <w:bCs/>
+                <w:sz w:val="21"/>
+                <w:szCs w:val="21"/>
+              </w:rPr>
+              <w:t xml:space="preserve">What does ransomware do?</w:t>
+            </w:r>
+          </w:p>
+          <w:tbl>
+            <w:tblPr>
+              <w:tblW w:type="dxa" w:w="10026"/>
+              <w:tblBorders>
+                <w:top w:val="single" w:color="auto" w:sz="4"/>
+                <w:left w:val="single" w:color="auto" w:sz="4"/>
+                <w:bottom w:val="single" w:color="auto" w:sz="4"/>
+                <w:right w:val="single" w:color="auto" w:sz="4"/>
+                <w:insideH w:val="single" w:color="auto" w:sz="4"/>
+                <w:insideV w:val="single" w:color="auto" w:sz="4"/>
+              </w:tblBorders>
+            </w:tblPr>
+            <w:tblGrid>
+              <w:gridCol w:w="10026"/>
+            </w:tblGrid>
+            <w:tr>
+              <w:trPr>
+                <w:cantSplit/>
+                <w:trHeight w:val="460" w:hRule="exact"/>
+              </w:trPr>
+              <w:tc>
+                <w:tcPr>
+                  <w:tcW w:type="dxa" w:w="10026"/>
+                  <w:tcBorders>
+                    <w:top w:val="none" w:color="FFFFFF" w:sz="0"/>
+                    <w:left w:val="none" w:color="FFFFFF" w:sz="0"/>
+                    <w:bottom w:val="dotted" w:color="9AA8BC" w:sz="6"/>
+                    <w:right w:val="none" w:color="FFFFFF" w:sz="0"/>
+                  </w:tcBorders>
+                  <w:tcMar>
+                    <w:left w:type="dxa" w:w="0"/>
+                    <w:bottom w:type="dxa" w:w="20"/>
+                    <w:right w:type="dxa" w:w="0"/>
+                  </w:tcMar>
+                  <w:vAlign w:val="bottom"/>
+                </w:tcPr>
+                <w:p>
+                  <w:pPr>
+                    <w:spacing w:after="0" w:before="0"/>
+                  </w:pPr>
+                  <w:r>
+                    <w:rPr>
+                      <w:rFonts w:ascii="Arial" w:cs="Arial" w:eastAsia="Arial" w:hAnsi="Arial"/>
+                      <w:color w:val="5A6B85"/>
+                      <w:sz w:val="21"/>
+                      <w:szCs w:val="21"/>
+                    </w:rPr>
+                    <w:t xml:space="preserve"/>
+                  </w:r>
+                </w:p>
+              </w:tc>
+            </w:tr>
+            <w:tr>
+              <w:trPr>
+                <w:cantSplit/>
+                <w:trHeight w:val="460" w:hRule="exact"/>
+              </w:trPr>
+              <w:tc>
+                <w:tcPr>
+                  <w:tcW w:type="dxa" w:w="10026"/>
+                  <w:tcBorders>
+                    <w:top w:val="none" w:color="FFFFFF" w:sz="0"/>
+                    <w:left w:val="none" w:color="FFFFFF" w:sz="0"/>
+                    <w:bottom w:val="dotted" w:color="9AA8BC" w:sz="6"/>
+                    <w:right w:val="none" w:color="FFFFFF" w:sz="0"/>
+                  </w:tcBorders>
+                  <w:tcMar>
+                    <w:left w:type="dxa" w:w="0"/>
+                    <w:bottom w:type="dxa" w:w="20"/>
+                    <w:right w:type="dxa" w:w="0"/>
+                  </w:tcMar>
+                  <w:vAlign w:val="bottom"/>
+                </w:tcPr>
+                <w:p>
+                  <w:pPr>
+                    <w:spacing w:after="0" w:before="0"/>
+                  </w:pPr>
+                  <w:r>
+                    <w:rPr>
+                      <w:rFonts w:ascii="Arial" w:cs="Arial" w:eastAsia="Arial" w:hAnsi="Arial"/>
+                      <w:color w:val="5A6B85"/>
+                      <w:sz w:val="21"/>
+                      <w:szCs w:val="21"/>
+                    </w:rPr>
+                    <w:t xml:space="preserve"/>
+                  </w:r>
+                </w:p>
+              </w:tc>
+            </w:tr>
+          </w:tbl>
+          <w:p>
+            <w:pPr>
+              <w:keepNext/>
+              <w:spacing w:after="60" w:before="120"/>
+            </w:pPr>
+            <w:r>
+              <w:rPr>
+                <w:rFonts w:ascii="Arial" w:cs="Arial" w:eastAsia="Arial" w:hAnsi="Arial"/>
+                <w:b/>
+                <w:bCs/>
+                <w:sz w:val="21"/>
+                <w:szCs w:val="21"/>
+              </w:rPr>
+              <w:t xml:space="preserve">What is a keylogger?</w:t>
+            </w:r>
+          </w:p>
+          <w:tbl>
+            <w:tblPr>
+              <w:tblW w:type="dxa" w:w="10026"/>
+              <w:tblBorders>
+                <w:top w:val="single" w:color="auto" w:sz="4"/>
+                <w:left w:val="single" w:color="auto" w:sz="4"/>
+                <w:bottom w:val="single" w:color="auto" w:sz="4"/>
+                <w:right w:val="single" w:color="auto" w:sz="4"/>
+                <w:insideH w:val="single" w:color="auto" w:sz="4"/>
+                <w:insideV w:val="single" w:color="auto" w:sz="4"/>
+              </w:tblBorders>
+            </w:tblPr>
+            <w:tblGrid>
+              <w:gridCol w:w="10026"/>
+            </w:tblGrid>
+            <w:tr>
+              <w:trPr>
+                <w:cantSplit/>
+                <w:trHeight w:val="460" w:hRule="exact"/>
+              </w:trPr>
+              <w:tc>
+                <w:tcPr>
+                  <w:tcW w:type="dxa" w:w="10026"/>
+                  <w:tcBorders>
+                    <w:top w:val="none" w:color="FFFFFF" w:sz="0"/>
+                    <w:left w:val="none" w:color="FFFFFF" w:sz="0"/>
+                    <w:bottom w:val="dotted" w:color="9AA8BC" w:sz="6"/>
+                    <w:right w:val="none" w:color="FFFFFF" w:sz="0"/>
+                  </w:tcBorders>
+                  <w:tcMar>
+                    <w:left w:type="dxa" w:w="0"/>
+                    <w:bottom w:type="dxa" w:w="20"/>
+                    <w:right w:type="dxa" w:w="0"/>
+                  </w:tcMar>
+                  <w:vAlign w:val="bottom"/>
+                </w:tcPr>
+                <w:p>
+                  <w:pPr>
+                    <w:spacing w:after="0" w:before="0"/>
+                  </w:pPr>
+                  <w:r>
+                    <w:rPr>
+                      <w:rFonts w:ascii="Arial" w:cs="Arial" w:eastAsia="Arial" w:hAnsi="Arial"/>
+                      <w:color w:val="5A6B85"/>
+                      <w:sz w:val="21"/>
+                      <w:szCs w:val="21"/>
+                    </w:rPr>
+                    <w:t xml:space="preserve"/>
+                  </w:r>
+                </w:p>
+              </w:tc>
+            </w:tr>
+            <w:tr>
+              <w:trPr>
+                <w:cantSplit/>
+                <w:trHeight w:val="460" w:hRule="exact"/>
+              </w:trPr>
+              <w:tc>
+                <w:tcPr>
+                  <w:tcW w:type="dxa" w:w="10026"/>
+                  <w:tcBorders>
+                    <w:top w:val="none" w:color="FFFFFF" w:sz="0"/>
+                    <w:left w:val="none" w:color="FFFFFF" w:sz="0"/>
+                    <w:bottom w:val="dotted" w:color="9AA8BC" w:sz="6"/>
+                    <w:right w:val="none" w:color="FFFFFF" w:sz="0"/>
+                  </w:tcBorders>
+                  <w:tcMar>
+                    <w:left w:type="dxa" w:w="0"/>
+                    <w:bottom w:type="dxa" w:w="20"/>
+                    <w:right w:type="dxa" w:w="0"/>
+                  </w:tcMar>
+                  <w:vAlign w:val="bottom"/>
+                </w:tcPr>
+                <w:p>
+                  <w:pPr>
+                    <w:spacing w:after="0" w:before="0"/>
+                  </w:pPr>
+                  <w:r>
+                    <w:rPr>
+                      <w:rFonts w:ascii="Arial" w:cs="Arial" w:eastAsia="Arial" w:hAnsi="Arial"/>
+                      <w:color w:val="5A6B85"/>
+                      <w:sz w:val="21"/>
+                      <w:szCs w:val="21"/>
+                    </w:rPr>
+                    <w:t xml:space="preserve"/>
+                  </w:r>
+                </w:p>
+              </w:tc>
+            </w:tr>
+          </w:tbl>
           <w:p/>
         </w:tc>
       </w:tr>
@@ -2628,6 +3688,112 @@
                 <w:szCs w:val="21"/>
               </w:rPr>
               <w:t xml:space="preserve">Suggest four things a school could do to reduce malware infections.</w:t>
+            </w:r>
+          </w:p>
+          <w:tbl>
+            <w:tblPr>
+              <w:tblW w:type="dxa" w:w="10026"/>
+              <w:tblBorders>
+                <w:top w:val="single" w:color="auto" w:sz="4"/>
+                <w:left w:val="single" w:color="auto" w:sz="4"/>
+                <w:bottom w:val="single" w:color="auto" w:sz="4"/>
+                <w:right w:val="single" w:color="auto" w:sz="4"/>
+                <w:insideH w:val="single" w:color="auto" w:sz="4"/>
+                <w:insideV w:val="single" w:color="auto" w:sz="4"/>
+              </w:tblBorders>
+            </w:tblPr>
+            <w:tblGrid>
+              <w:gridCol w:w="10026"/>
+            </w:tblGrid>
+            <w:tr>
+              <w:trPr>
+                <w:cantSplit/>
+                <w:trHeight w:val="460" w:hRule="exact"/>
+              </w:trPr>
+              <w:tc>
+                <w:tcPr>
+                  <w:tcW w:type="dxa" w:w="10026"/>
+                  <w:tcBorders>
+                    <w:top w:val="none" w:color="FFFFFF" w:sz="0"/>
+                    <w:left w:val="none" w:color="FFFFFF" w:sz="0"/>
+                    <w:bottom w:val="dotted" w:color="9AA8BC" w:sz="6"/>
+                    <w:right w:val="none" w:color="FFFFFF" w:sz="0"/>
+                  </w:tcBorders>
+                  <w:tcMar>
+                    <w:left w:type="dxa" w:w="0"/>
+                    <w:bottom w:type="dxa" w:w="20"/>
+                    <w:right w:type="dxa" w:w="0"/>
+                  </w:tcMar>
+                  <w:vAlign w:val="bottom"/>
+                </w:tcPr>
+                <w:p>
+                  <w:pPr>
+                    <w:spacing w:after="0" w:before="0"/>
+                  </w:pPr>
+                  <w:r>
+                    <w:rPr>
+                      <w:rFonts w:ascii="Arial" w:cs="Arial" w:eastAsia="Arial" w:hAnsi="Arial"/>
+                      <w:color w:val="5A6B85"/>
+                      <w:sz w:val="21"/>
+                      <w:szCs w:val="21"/>
+                    </w:rPr>
+                    <w:t xml:space="preserve"/>
+                  </w:r>
+                </w:p>
+              </w:tc>
+            </w:tr>
+            <w:tr>
+              <w:trPr>
+                <w:cantSplit/>
+                <w:trHeight w:val="460" w:hRule="exact"/>
+              </w:trPr>
+              <w:tc>
+                <w:tcPr>
+                  <w:tcW w:type="dxa" w:w="10026"/>
+                  <w:tcBorders>
+                    <w:top w:val="none" w:color="FFFFFF" w:sz="0"/>
+                    <w:left w:val="none" w:color="FFFFFF" w:sz="0"/>
+                    <w:bottom w:val="dotted" w:color="9AA8BC" w:sz="6"/>
+                    <w:right w:val="none" w:color="FFFFFF" w:sz="0"/>
+                  </w:tcBorders>
+                  <w:tcMar>
+                    <w:left w:type="dxa" w:w="0"/>
+                    <w:bottom w:type="dxa" w:w="20"/>
+                    <w:right w:type="dxa" w:w="0"/>
+                  </w:tcMar>
+                  <w:vAlign w:val="bottom"/>
+                </w:tcPr>
+                <w:p>
+                  <w:pPr>
+                    <w:spacing w:after="0" w:before="0"/>
+                  </w:pPr>
+                  <w:r>
+                    <w:rPr>
+                      <w:rFonts w:ascii="Arial" w:cs="Arial" w:eastAsia="Arial" w:hAnsi="Arial"/>
+                      <w:color w:val="5A6B85"/>
+                      <w:sz w:val="21"/>
+                      <w:szCs w:val="21"/>
+                    </w:rPr>
+                    <w:t xml:space="preserve"/>
+                  </w:r>
+                </w:p>
+              </w:tc>
+            </w:tr>
+          </w:tbl>
+          <w:p>
+            <w:pPr>
+              <w:keepNext/>
+              <w:spacing w:after="60" w:before="120"/>
+            </w:pPr>
+            <w:r>
+              <w:rPr>
+                <w:rFonts w:ascii="Arial" w:cs="Arial" w:eastAsia="Arial" w:hAnsi="Arial"/>
+                <w:b/>
+                <w:bCs/>
+                <w:sz w:val="21"/>
+                <w:szCs w:val="21"/>
+              </w:rPr>
+              <w:t xml:space="preserve">Which of these help protect against malware? Select all that apply.</w:t>
             </w:r>
           </w:p>
           <w:tbl>
@@ -3666,7 +4832,7 @@
                 <w:sz w:val="21"/>
                 <w:szCs w:val="21"/>
               </w:rPr>
-              <w:t xml:space="preserve">What effects can different malware attacks have on a computer?</w:t>
+              <w:t xml:space="preserve">How do the different types of malware spread, and what damage do they do?</w:t>
             </w:r>
           </w:p>
           <w:tbl>
@@ -3895,7 +5061,7 @@
                 <w:sz w:val="21"/>
                 <w:szCs w:val="21"/>
               </w:rPr>
-              <w:t xml:space="preserve">a)  State a type of malware.  </w:t>
+              <w:t xml:space="preserve">a)  Name two types of malware and state what each one does.  </w:t>
             </w:r>
             <w:r>
               <w:rPr>
@@ -3904,7 +5070,7 @@
                 <w:sz w:val="21"/>
                 <w:szCs w:val="21"/>
               </w:rPr>
-              <w:t xml:space="preserve">[1]</w:t>
+              <w:t xml:space="preserve">[4]</w:t>
             </w:r>
           </w:p>
           <w:tbl>
@@ -3959,6 +5125,117 @@
                 </w:p>
               </w:tc>
             </w:tr>
+            <w:tr>
+              <w:trPr>
+                <w:cantSplit/>
+                <w:trHeight w:val="460" w:hRule="exact"/>
+              </w:trPr>
+              <w:tc>
+                <w:tcPr>
+                  <w:tcW w:type="dxa" w:w="10026"/>
+                  <w:tcBorders>
+                    <w:top w:val="none" w:color="FFFFFF" w:sz="0"/>
+                    <w:left w:val="none" w:color="FFFFFF" w:sz="0"/>
+                    <w:bottom w:val="dotted" w:color="9AA8BC" w:sz="6"/>
+                    <w:right w:val="none" w:color="FFFFFF" w:sz="0"/>
+                  </w:tcBorders>
+                  <w:tcMar>
+                    <w:left w:type="dxa" w:w="0"/>
+                    <w:bottom w:type="dxa" w:w="20"/>
+                    <w:right w:type="dxa" w:w="0"/>
+                  </w:tcMar>
+                  <w:vAlign w:val="bottom"/>
+                </w:tcPr>
+                <w:p>
+                  <w:pPr>
+                    <w:spacing w:after="0" w:before="0"/>
+                  </w:pPr>
+                  <w:r>
+                    <w:rPr>
+                      <w:rFonts w:ascii="Arial" w:cs="Arial" w:eastAsia="Arial" w:hAnsi="Arial"/>
+                      <w:color w:val="5A6B85"/>
+                      <w:sz w:val="21"/>
+                      <w:szCs w:val="21"/>
+                    </w:rPr>
+                    <w:t xml:space="preserve"/>
+                  </w:r>
+                </w:p>
+              </w:tc>
+            </w:tr>
+            <w:tr>
+              <w:trPr>
+                <w:cantSplit/>
+                <w:trHeight w:val="460" w:hRule="exact"/>
+              </w:trPr>
+              <w:tc>
+                <w:tcPr>
+                  <w:tcW w:type="dxa" w:w="10026"/>
+                  <w:tcBorders>
+                    <w:top w:val="none" w:color="FFFFFF" w:sz="0"/>
+                    <w:left w:val="none" w:color="FFFFFF" w:sz="0"/>
+                    <w:bottom w:val="dotted" w:color="9AA8BC" w:sz="6"/>
+                    <w:right w:val="none" w:color="FFFFFF" w:sz="0"/>
+                  </w:tcBorders>
+                  <w:tcMar>
+                    <w:left w:type="dxa" w:w="0"/>
+                    <w:bottom w:type="dxa" w:w="20"/>
+                    <w:right w:type="dxa" w:w="0"/>
+                  </w:tcMar>
+                  <w:vAlign w:val="bottom"/>
+                </w:tcPr>
+                <w:p>
+                  <w:pPr>
+                    <w:spacing w:after="0" w:before="0"/>
+                  </w:pPr>
+                  <w:r>
+                    <w:rPr>
+                      <w:rFonts w:ascii="Arial" w:cs="Arial" w:eastAsia="Arial" w:hAnsi="Arial"/>
+                      <w:color w:val="5A6B85"/>
+                      <w:sz w:val="21"/>
+                      <w:szCs w:val="21"/>
+                    </w:rPr>
+                    <w:t xml:space="preserve"/>
+                  </w:r>
+                </w:p>
+              </w:tc>
+            </w:tr>
+            <w:tr>
+              <w:trPr>
+                <w:cantSplit/>
+                <w:trHeight w:val="460" w:hRule="exact"/>
+              </w:trPr>
+              <w:tc>
+                <w:tcPr>
+                  <w:tcW w:type="dxa" w:w="10026"/>
+                  <w:tcBorders>
+                    <w:top w:val="none" w:color="FFFFFF" w:sz="0"/>
+                    <w:left w:val="none" w:color="FFFFFF" w:sz="0"/>
+                    <w:bottom w:val="dotted" w:color="9AA8BC" w:sz="6"/>
+                    <w:right w:val="none" w:color="FFFFFF" w:sz="0"/>
+                  </w:tcBorders>
+                  <w:tcMar>
+                    <w:left w:type="dxa" w:w="0"/>
+                    <w:bottom w:type="dxa" w:w="20"/>
+                    <w:right w:type="dxa" w:w="0"/>
+                  </w:tcMar>
+                  <w:vAlign w:val="bottom"/>
+                </w:tcPr>
+                <w:p>
+                  <w:pPr>
+                    <w:spacing w:after="0" w:before="0"/>
+                  </w:pPr>
+                  <w:r>
+                    <w:rPr>
+                      <w:rFonts w:ascii="Arial" w:cs="Arial" w:eastAsia="Arial" w:hAnsi="Arial"/>
+                      <w:color w:val="5A6B85"/>
+                      <w:sz w:val="21"/>
+                      <w:szCs w:val="21"/>
+                    </w:rPr>
+                    <w:t xml:space="preserve"/>
+                  </w:r>
+                </w:p>
+              </w:tc>
+            </w:tr>
           </w:tbl>
           <w:p>
             <w:pPr>
@@ -3973,7 +5250,7 @@
                 <w:sz w:val="21"/>
                 <w:szCs w:val="21"/>
               </w:rPr>
-              <w:t xml:space="preserve">b)  Describe the difference between a virus and a worm.  </w:t>
+              <w:t xml:space="preserve">b)  Explain why a worm can spread through a network faster than a virus.  </w:t>
             </w:r>
             <w:r>
               <w:rPr>
@@ -3982,7 +5259,7 @@
                 <w:sz w:val="21"/>
                 <w:szCs w:val="21"/>
               </w:rPr>
-              <w:t xml:space="preserve">[2]</w:t>
+              <w:t xml:space="preserve">[3]</w:t>
             </w:r>
           </w:p>
           <w:tbl>
@@ -4125,7 +5402,7 @@
                 <w:sz w:val="21"/>
                 <w:szCs w:val="21"/>
               </w:rPr>
-              <w:t xml:space="preserve">c)  Describe two ways a company can protect itself against malware.  </w:t>
+              <w:t xml:space="preserve">c)  Describe three measures a school could take to reduce malware infections.  </w:t>
             </w:r>
             <w:r>
               <w:rPr>
@@ -4134,7 +5411,7 @@
                 <w:sz w:val="21"/>
                 <w:szCs w:val="21"/>
               </w:rPr>
-              <w:t xml:space="preserve">[4]</w:t>
+              <w:t xml:space="preserve">[6]</w:t>
             </w:r>
           </w:p>
           <w:tbl>
@@ -4152,6 +5429,80 @@
             <w:tblGrid>
               <w:gridCol w:w="10026"/>
             </w:tblGrid>
+            <w:tr>
+              <w:trPr>
+                <w:cantSplit/>
+                <w:trHeight w:val="460" w:hRule="exact"/>
+              </w:trPr>
+              <w:tc>
+                <w:tcPr>
+                  <w:tcW w:type="dxa" w:w="10026"/>
+                  <w:tcBorders>
+                    <w:top w:val="none" w:color="FFFFFF" w:sz="0"/>
+                    <w:left w:val="none" w:color="FFFFFF" w:sz="0"/>
+                    <w:bottom w:val="dotted" w:color="9AA8BC" w:sz="6"/>
+                    <w:right w:val="none" w:color="FFFFFF" w:sz="0"/>
+                  </w:tcBorders>
+                  <w:tcMar>
+                    <w:left w:type="dxa" w:w="0"/>
+                    <w:bottom w:type="dxa" w:w="20"/>
+                    <w:right w:type="dxa" w:w="0"/>
+                  </w:tcMar>
+                  <w:vAlign w:val="bottom"/>
+                </w:tcPr>
+                <w:p>
+                  <w:pPr>
+                    <w:spacing w:after="0" w:before="0"/>
+                  </w:pPr>
+                  <w:r>
+                    <w:rPr>
+                      <w:rFonts w:ascii="Arial" w:cs="Arial" w:eastAsia="Arial" w:hAnsi="Arial"/>
+                      <w:color w:val="5A6B85"/>
+                      <w:sz w:val="21"/>
+                      <w:szCs w:val="21"/>
+                    </w:rPr>
+                    <w:t xml:space="preserve"/>
+                  </w:r>
+                </w:p>
+              </w:tc>
+            </w:tr>
+            <w:tr>
+              <w:trPr>
+                <w:cantSplit/>
+                <w:trHeight w:val="460" w:hRule="exact"/>
+              </w:trPr>
+              <w:tc>
+                <w:tcPr>
+                  <w:tcW w:type="dxa" w:w="10026"/>
+                  <w:tcBorders>
+                    <w:top w:val="none" w:color="FFFFFF" w:sz="0"/>
+                    <w:left w:val="none" w:color="FFFFFF" w:sz="0"/>
+                    <w:bottom w:val="dotted" w:color="9AA8BC" w:sz="6"/>
+                    <w:right w:val="none" w:color="FFFFFF" w:sz="0"/>
+                  </w:tcBorders>
+                  <w:tcMar>
+                    <w:left w:type="dxa" w:w="0"/>
+                    <w:bottom w:type="dxa" w:w="20"/>
+                    <w:right w:type="dxa" w:w="0"/>
+                  </w:tcMar>
+                  <w:vAlign w:val="bottom"/>
+                </w:tcPr>
+                <w:p>
+                  <w:pPr>
+                    <w:spacing w:after="0" w:before="0"/>
+                  </w:pPr>
+                  <w:r>
+                    <w:rPr>
+                      <w:rFonts w:ascii="Arial" w:cs="Arial" w:eastAsia="Arial" w:hAnsi="Arial"/>
+                      <w:color w:val="5A6B85"/>
+                      <w:sz w:val="21"/>
+                      <w:szCs w:val="21"/>
+                    </w:rPr>
+                    <w:t xml:space="preserve"/>
+                  </w:r>
+                </w:p>
+              </w:tc>
+            </w:tr>
             <w:tr>
               <w:trPr>
                 <w:cantSplit/>
